--- a/Question 1 - Test Results MDD.docx
+++ b/Question 1 - Test Results MDD.docx
@@ -1217,7 +1217,13 @@
               <w:rPr>
                 <w:rFonts w:ascii="Times New Roman" w:hAnsi="Times New Roman" w:cs="Times New Roman"/>
               </w:rPr>
-              <w:t>jd_app.py</w:t>
+              <w:t>app_gpt</w:t>
+            </w:r>
+            <w:r>
+              <w:rPr>
+                <w:rFonts w:ascii="Times New Roman" w:hAnsi="Times New Roman" w:cs="Times New Roman"/>
+              </w:rPr>
+              <w:t>.py</w:t>
             </w:r>
           </w:p>
         </w:tc>
@@ -1237,7 +1243,13 @@
               <w:rPr>
                 <w:rFonts w:ascii="Times New Roman" w:hAnsi="Times New Roman" w:cs="Times New Roman"/>
               </w:rPr>
-              <w:t>Screen to upload Job Description</w:t>
+              <w:t xml:space="preserve">Main screen that will help </w:t>
+            </w:r>
+            <w:r>
+              <w:rPr>
+                <w:rFonts w:ascii="Times New Roman" w:hAnsi="Times New Roman" w:cs="Times New Roman"/>
+              </w:rPr>
+              <w:t>to redirect between pages using chat GPT based on user intent.</w:t>
             </w:r>
           </w:p>
         </w:tc>
@@ -1259,7 +1271,7 @@
               <w:rPr>
                 <w:rFonts w:ascii="Times New Roman" w:hAnsi="Times New Roman" w:cs="Times New Roman"/>
               </w:rPr>
-              <w:t>resume_app.py</w:t>
+              <w:t>jd_app.py</w:t>
             </w:r>
           </w:p>
         </w:tc>
@@ -1279,7 +1291,7 @@
               <w:rPr>
                 <w:rFonts w:ascii="Times New Roman" w:hAnsi="Times New Roman" w:cs="Times New Roman"/>
               </w:rPr>
-              <w:t>Screen to Select available Job Description and Upload Resume</w:t>
+              <w:t>Screen to upload Job Description</w:t>
             </w:r>
           </w:p>
         </w:tc>
@@ -1304,7 +1316,13 @@
               <w:rPr>
                 <w:rFonts w:ascii="Times New Roman" w:hAnsi="Times New Roman" w:cs="Times New Roman"/>
               </w:rPr>
-              <w:t>app_job_results.py</w:t>
+              <w:t>detect_intent</w:t>
+            </w:r>
+            <w:r>
+              <w:rPr>
+                <w:rFonts w:ascii="Times New Roman" w:hAnsi="Times New Roman" w:cs="Times New Roman"/>
+              </w:rPr>
+              <w:t>.py</w:t>
             </w:r>
           </w:p>
         </w:tc>
@@ -1324,7 +1342,19 @@
               <w:rPr>
                 <w:rFonts w:ascii="Times New Roman" w:hAnsi="Times New Roman" w:cs="Times New Roman"/>
               </w:rPr>
-              <w:t>Screen to display the evaluation results by reading the result from a pickle file where the results are saved.</w:t>
+              <w:t xml:space="preserve">Agent to identify user choice. If user want to upload JD or Resume or some other </w:t>
+            </w:r>
+            <w:r>
+              <w:rPr>
+                <w:rFonts w:ascii="Times New Roman" w:hAnsi="Times New Roman" w:cs="Times New Roman"/>
+              </w:rPr>
+              <w:t>tasks</w:t>
+            </w:r>
+            <w:r>
+              <w:rPr>
+                <w:rFonts w:ascii="Times New Roman" w:hAnsi="Times New Roman" w:cs="Times New Roman"/>
+              </w:rPr>
+              <w:t>.</w:t>
             </w:r>
           </w:p>
         </w:tc>
@@ -1346,7 +1376,13 @@
               <w:rPr>
                 <w:rFonts w:ascii="Times New Roman" w:hAnsi="Times New Roman" w:cs="Times New Roman"/>
               </w:rPr>
-              <w:t>app_results.py</w:t>
+              <w:t>llm_gpt</w:t>
+            </w:r>
+            <w:r>
+              <w:rPr>
+                <w:rFonts w:ascii="Times New Roman" w:hAnsi="Times New Roman" w:cs="Times New Roman"/>
+              </w:rPr>
+              <w:t>.py</w:t>
             </w:r>
           </w:p>
         </w:tc>
@@ -1366,7 +1402,7 @@
               <w:rPr>
                 <w:rFonts w:ascii="Times New Roman" w:hAnsi="Times New Roman" w:cs="Times New Roman"/>
               </w:rPr>
-              <w:t>Screen to evaluate results and display on real time</w:t>
+              <w:t>Has the chat GPT model defined</w:t>
             </w:r>
           </w:p>
         </w:tc>
@@ -1391,7 +1427,7 @@
               <w:rPr>
                 <w:rFonts w:ascii="Times New Roman" w:hAnsi="Times New Roman" w:cs="Times New Roman"/>
               </w:rPr>
-              <w:t>llm.py</w:t>
+              <w:t>resume_app.py</w:t>
             </w:r>
           </w:p>
         </w:tc>
@@ -1411,7 +1447,7 @@
               <w:rPr>
                 <w:rFonts w:ascii="Times New Roman" w:hAnsi="Times New Roman" w:cs="Times New Roman"/>
               </w:rPr>
-              <w:t>LLM is defined here</w:t>
+              <w:t>Screen to Select available Job Description and Upload Resume</w:t>
             </w:r>
           </w:p>
         </w:tc>
@@ -1433,13 +1469,7 @@
               <w:rPr>
                 <w:rFonts w:ascii="Times New Roman" w:hAnsi="Times New Roman" w:cs="Times New Roman"/>
               </w:rPr>
-              <w:t>evaluation_prompt</w:t>
-            </w:r>
-            <w:r>
-              <w:rPr>
-                <w:rFonts w:ascii="Times New Roman" w:hAnsi="Times New Roman" w:cs="Times New Roman"/>
-              </w:rPr>
-              <w:t>.py</w:t>
+              <w:t>app_job_results.py</w:t>
             </w:r>
           </w:p>
         </w:tc>
@@ -1459,7 +1489,7 @@
               <w:rPr>
                 <w:rFonts w:ascii="Times New Roman" w:hAnsi="Times New Roman" w:cs="Times New Roman"/>
               </w:rPr>
-              <w:t>Prompt to Evaluate Resume</w:t>
+              <w:t>Screen to display the evaluation results by reading the result from a pickle file where the results are saved.</w:t>
             </w:r>
           </w:p>
         </w:tc>
@@ -1484,7 +1514,7 @@
               <w:rPr>
                 <w:rFonts w:ascii="Times New Roman" w:hAnsi="Times New Roman" w:cs="Times New Roman"/>
               </w:rPr>
-              <w:t>requirements.txt</w:t>
+              <w:t>app_results.py</w:t>
             </w:r>
           </w:p>
         </w:tc>
@@ -1504,7 +1534,7 @@
               <w:rPr>
                 <w:rFonts w:ascii="Times New Roman" w:hAnsi="Times New Roman" w:cs="Times New Roman"/>
               </w:rPr>
-              <w:t>Library requirement file</w:t>
+              <w:t>Screen to evaluate results and display on real time</w:t>
             </w:r>
           </w:p>
         </w:tc>
@@ -1526,13 +1556,7 @@
               <w:rPr>
                 <w:rFonts w:ascii="Times New Roman" w:hAnsi="Times New Roman" w:cs="Times New Roman"/>
               </w:rPr>
-              <w:t>evaluate_resume</w:t>
-            </w:r>
-            <w:r>
-              <w:rPr>
-                <w:rFonts w:ascii="Times New Roman" w:hAnsi="Times New Roman" w:cs="Times New Roman"/>
-              </w:rPr>
-              <w:t>.py</w:t>
+              <w:t>llm.py</w:t>
             </w:r>
           </w:p>
         </w:tc>
@@ -1552,7 +1576,7 @@
               <w:rPr>
                 <w:rFonts w:ascii="Times New Roman" w:hAnsi="Times New Roman" w:cs="Times New Roman"/>
               </w:rPr>
-              <w:t>File to evaluate each resume</w:t>
+              <w:t>LLM is defined here</w:t>
             </w:r>
           </w:p>
         </w:tc>
@@ -1577,7 +1601,7 @@
               <w:rPr>
                 <w:rFonts w:ascii="Times New Roman" w:hAnsi="Times New Roman" w:cs="Times New Roman"/>
               </w:rPr>
-              <w:t>evaluate_all_resume</w:t>
+              <w:t>evaluation_prompt</w:t>
             </w:r>
             <w:r>
               <w:rPr>
@@ -1603,7 +1627,7 @@
               <w:rPr>
                 <w:rFonts w:ascii="Times New Roman" w:hAnsi="Times New Roman" w:cs="Times New Roman"/>
               </w:rPr>
-              <w:t>File to evaluate all resumes</w:t>
+              <w:t>Prompt to Evaluate Resume</w:t>
             </w:r>
           </w:p>
         </w:tc>
@@ -1621,26 +1645,12 @@
                 <w:rFonts w:ascii="Times New Roman" w:hAnsi="Times New Roman" w:cs="Times New Roman"/>
               </w:rPr>
             </w:pPr>
-            <w:proofErr w:type="gramStart"/>
-            <w:r>
-              <w:rPr>
-                <w:rFonts w:ascii="Times New Roman" w:hAnsi="Times New Roman" w:cs="Times New Roman"/>
-              </w:rPr>
-              <w:t>e</w:t>
-            </w:r>
-            <w:r>
-              <w:rPr>
-                <w:rFonts w:ascii="Times New Roman" w:hAnsi="Times New Roman" w:cs="Times New Roman"/>
-              </w:rPr>
-              <w:t>valuate</w:t>
-            </w:r>
-            <w:r>
-              <w:rPr>
-                <w:rFonts w:ascii="Times New Roman" w:hAnsi="Times New Roman" w:cs="Times New Roman"/>
-              </w:rPr>
-              <w:t>.ipynb</w:t>
-            </w:r>
-            <w:proofErr w:type="gramEnd"/>
+            <w:r>
+              <w:rPr>
+                <w:rFonts w:ascii="Times New Roman" w:hAnsi="Times New Roman" w:cs="Times New Roman"/>
+              </w:rPr>
+              <w:t>requirements.txt</w:t>
+            </w:r>
           </w:p>
         </w:tc>
         <w:tc>
@@ -1659,7 +1669,7 @@
               <w:rPr>
                 <w:rFonts w:ascii="Times New Roman" w:hAnsi="Times New Roman" w:cs="Times New Roman"/>
               </w:rPr>
-              <w:t>Python file to import libraries, load models, save job descriptions and resumes, perform chinking and embedding and then evaluate results and save everything in Pickle format.</w:t>
+              <w:t>Library requirement file</w:t>
             </w:r>
           </w:p>
         </w:tc>
@@ -1684,13 +1694,13 @@
               <w:rPr>
                 <w:rFonts w:ascii="Times New Roman" w:hAnsi="Times New Roman" w:cs="Times New Roman"/>
               </w:rPr>
-              <w:t>job_desc</w:t>
-            </w:r>
-            <w:r>
-              <w:rPr>
-                <w:rFonts w:ascii="Times New Roman" w:hAnsi="Times New Roman" w:cs="Times New Roman"/>
-              </w:rPr>
-              <w:t>.pkl</w:t>
+              <w:t>evaluate_resume</w:t>
+            </w:r>
+            <w:r>
+              <w:rPr>
+                <w:rFonts w:ascii="Times New Roman" w:hAnsi="Times New Roman" w:cs="Times New Roman"/>
+              </w:rPr>
+              <w:t>.py</w:t>
             </w:r>
           </w:p>
         </w:tc>
@@ -1710,7 +1720,7 @@
               <w:rPr>
                 <w:rFonts w:ascii="Times New Roman" w:hAnsi="Times New Roman" w:cs="Times New Roman"/>
               </w:rPr>
-              <w:t>Saved job description meta data pickle file</w:t>
+              <w:t>File to evaluate each resume</w:t>
             </w:r>
           </w:p>
         </w:tc>
@@ -1728,14 +1738,18 @@
                 <w:rFonts w:ascii="Times New Roman" w:hAnsi="Times New Roman" w:cs="Times New Roman"/>
               </w:rPr>
             </w:pPr>
-            <w:proofErr w:type="gramStart"/>
-            <w:r>
-              <w:rPr>
-                <w:rFonts w:ascii="Times New Roman" w:hAnsi="Times New Roman" w:cs="Times New Roman"/>
-              </w:rPr>
-              <w:t>jobs.faiss</w:t>
-            </w:r>
-            <w:proofErr w:type="gramEnd"/>
+            <w:r>
+              <w:rPr>
+                <w:rFonts w:ascii="Times New Roman" w:hAnsi="Times New Roman" w:cs="Times New Roman"/>
+              </w:rPr>
+              <w:t>evaluate_all_resume</w:t>
+            </w:r>
+            <w:r>
+              <w:rPr>
+                <w:rFonts w:ascii="Times New Roman" w:hAnsi="Times New Roman" w:cs="Times New Roman"/>
+              </w:rPr>
+              <w:t>.py</w:t>
+            </w:r>
           </w:p>
         </w:tc>
         <w:tc>
@@ -1754,7 +1768,7 @@
               <w:rPr>
                 <w:rFonts w:ascii="Times New Roman" w:hAnsi="Times New Roman" w:cs="Times New Roman"/>
               </w:rPr>
-              <w:t>Saved embedded job description.</w:t>
+              <w:t>File to evaluate all resumes</w:t>
             </w:r>
           </w:p>
         </w:tc>
@@ -1779,13 +1793,19 @@
               <w:rPr>
                 <w:rFonts w:ascii="Times New Roman" w:hAnsi="Times New Roman" w:cs="Times New Roman"/>
               </w:rPr>
-              <w:t>job_result</w:t>
-            </w:r>
-            <w:r>
-              <w:rPr>
-                <w:rFonts w:ascii="Times New Roman" w:hAnsi="Times New Roman" w:cs="Times New Roman"/>
-              </w:rPr>
-              <w:t>.pkl</w:t>
+              <w:t>e</w:t>
+            </w:r>
+            <w:r>
+              <w:rPr>
+                <w:rFonts w:ascii="Times New Roman" w:hAnsi="Times New Roman" w:cs="Times New Roman"/>
+              </w:rPr>
+              <w:t>valuate</w:t>
+            </w:r>
+            <w:r>
+              <w:rPr>
+                <w:rFonts w:ascii="Times New Roman" w:hAnsi="Times New Roman" w:cs="Times New Roman"/>
+              </w:rPr>
+              <w:t>.ipynb</w:t>
             </w:r>
           </w:p>
         </w:tc>
@@ -1805,7 +1825,7 @@
               <w:rPr>
                 <w:rFonts w:ascii="Times New Roman" w:hAnsi="Times New Roman" w:cs="Times New Roman"/>
               </w:rPr>
-              <w:t>Saved Job Evaluation result Pickle file.</w:t>
+              <w:t>Python file to import libraries, load models, save job descriptions and resumes, perform chinking and embedding and then evaluate results and save everything in Pickle format.</w:t>
             </w:r>
           </w:p>
         </w:tc>
@@ -1827,7 +1847,7 @@
               <w:rPr>
                 <w:rFonts w:ascii="Times New Roman" w:hAnsi="Times New Roman" w:cs="Times New Roman"/>
               </w:rPr>
-              <w:t>resume_metadata</w:t>
+              <w:t>job_desc</w:t>
             </w:r>
             <w:r>
               <w:rPr>
@@ -1853,7 +1873,7 @@
               <w:rPr>
                 <w:rFonts w:ascii="Times New Roman" w:hAnsi="Times New Roman" w:cs="Times New Roman"/>
               </w:rPr>
-              <w:t>Save Resume metadata pickle file.</w:t>
+              <w:t>Saved job description meta data pickle file</w:t>
             </w:r>
           </w:p>
         </w:tc>
@@ -1874,26 +1894,12 @@
                 <w:rFonts w:ascii="Times New Roman" w:hAnsi="Times New Roman" w:cs="Times New Roman"/>
               </w:rPr>
             </w:pPr>
-            <w:proofErr w:type="gramStart"/>
-            <w:r>
-              <w:rPr>
-                <w:rFonts w:ascii="Times New Roman" w:hAnsi="Times New Roman" w:cs="Times New Roman"/>
-              </w:rPr>
-              <w:t>r</w:t>
-            </w:r>
-            <w:r>
-              <w:rPr>
-                <w:rFonts w:ascii="Times New Roman" w:hAnsi="Times New Roman" w:cs="Times New Roman"/>
-              </w:rPr>
-              <w:t>esume</w:t>
-            </w:r>
-            <w:r>
-              <w:rPr>
-                <w:rFonts w:ascii="Times New Roman" w:hAnsi="Times New Roman" w:cs="Times New Roman"/>
-              </w:rPr>
-              <w:t>.faisee</w:t>
-            </w:r>
-            <w:proofErr w:type="gramEnd"/>
+            <w:r>
+              <w:rPr>
+                <w:rFonts w:ascii="Times New Roman" w:hAnsi="Times New Roman" w:cs="Times New Roman"/>
+              </w:rPr>
+              <w:t>jobs.faiss</w:t>
+            </w:r>
           </w:p>
         </w:tc>
         <w:tc>
@@ -1912,8 +1918,194 @@
               <w:rPr>
                 <w:rFonts w:ascii="Times New Roman" w:hAnsi="Times New Roman" w:cs="Times New Roman"/>
               </w:rPr>
+              <w:t>Saved embedded job description.</w:t>
+            </w:r>
+          </w:p>
+        </w:tc>
+      </w:tr>
+      <w:tr>
+        <w:tc>
+          <w:tcPr>
+            <w:cnfStyle w:val="001000000000" w:firstRow="0" w:lastRow="0" w:firstColumn="1" w:lastColumn="0" w:oddVBand="0" w:evenVBand="0" w:oddHBand="0" w:evenHBand="0" w:firstRowFirstColumn="0" w:firstRowLastColumn="0" w:lastRowFirstColumn="0" w:lastRowLastColumn="0"/>
+            <w:tcW w:w="2830" w:type="dxa"/>
+          </w:tcPr>
+          <w:p>
+            <w:pPr>
+              <w:spacing w:after="160" w:line="278" w:lineRule="auto"/>
+              <w:rPr>
+                <w:rFonts w:ascii="Times New Roman" w:hAnsi="Times New Roman" w:cs="Times New Roman"/>
+              </w:rPr>
+            </w:pPr>
+            <w:r>
+              <w:rPr>
+                <w:rFonts w:ascii="Times New Roman" w:hAnsi="Times New Roman" w:cs="Times New Roman"/>
+              </w:rPr>
+              <w:t>job_result</w:t>
+            </w:r>
+            <w:r>
+              <w:rPr>
+                <w:rFonts w:ascii="Times New Roman" w:hAnsi="Times New Roman" w:cs="Times New Roman"/>
+              </w:rPr>
+              <w:t>.pkl</w:t>
+            </w:r>
+          </w:p>
+        </w:tc>
+        <w:tc>
+          <w:tcPr>
+            <w:tcW w:w="6186" w:type="dxa"/>
+          </w:tcPr>
+          <w:p>
+            <w:pPr>
+              <w:spacing w:after="160" w:line="278" w:lineRule="auto"/>
+              <w:cnfStyle w:val="000000000000" w:firstRow="0" w:lastRow="0" w:firstColumn="0" w:lastColumn="0" w:oddVBand="0" w:evenVBand="0" w:oddHBand="0" w:evenHBand="0" w:firstRowFirstColumn="0" w:firstRowLastColumn="0" w:lastRowFirstColumn="0" w:lastRowLastColumn="0"/>
+              <w:rPr>
+                <w:rFonts w:ascii="Times New Roman" w:hAnsi="Times New Roman" w:cs="Times New Roman"/>
+              </w:rPr>
+            </w:pPr>
+            <w:r>
+              <w:rPr>
+                <w:rFonts w:ascii="Times New Roman" w:hAnsi="Times New Roman" w:cs="Times New Roman"/>
+              </w:rPr>
+              <w:t>Saved Job Evaluation result Pickle file.</w:t>
+            </w:r>
+          </w:p>
+        </w:tc>
+      </w:tr>
+      <w:tr>
+        <w:trPr>
+          <w:cnfStyle w:val="000000100000" w:firstRow="0" w:lastRow="0" w:firstColumn="0" w:lastColumn="0" w:oddVBand="0" w:evenVBand="0" w:oddHBand="1" w:evenHBand="0" w:firstRowFirstColumn="0" w:firstRowLastColumn="0" w:lastRowFirstColumn="0" w:lastRowLastColumn="0"/>
+        </w:trPr>
+        <w:tc>
+          <w:tcPr>
+            <w:cnfStyle w:val="001000000000" w:firstRow="0" w:lastRow="0" w:firstColumn="1" w:lastColumn="0" w:oddVBand="0" w:evenVBand="0" w:oddHBand="0" w:evenHBand="0" w:firstRowFirstColumn="0" w:firstRowLastColumn="0" w:lastRowFirstColumn="0" w:lastRowLastColumn="0"/>
+            <w:tcW w:w="2830" w:type="dxa"/>
+          </w:tcPr>
+          <w:p>
+            <w:pPr>
+              <w:spacing w:after="160" w:line="278" w:lineRule="auto"/>
+              <w:rPr>
+                <w:rFonts w:ascii="Times New Roman" w:hAnsi="Times New Roman" w:cs="Times New Roman"/>
+              </w:rPr>
+            </w:pPr>
+            <w:r>
+              <w:rPr>
+                <w:rFonts w:ascii="Times New Roman" w:hAnsi="Times New Roman" w:cs="Times New Roman"/>
+              </w:rPr>
+              <w:t>resume_metadata</w:t>
+            </w:r>
+            <w:r>
+              <w:rPr>
+                <w:rFonts w:ascii="Times New Roman" w:hAnsi="Times New Roman" w:cs="Times New Roman"/>
+              </w:rPr>
+              <w:t>.pkl</w:t>
+            </w:r>
+          </w:p>
+        </w:tc>
+        <w:tc>
+          <w:tcPr>
+            <w:tcW w:w="6186" w:type="dxa"/>
+          </w:tcPr>
+          <w:p>
+            <w:pPr>
+              <w:spacing w:after="160" w:line="278" w:lineRule="auto"/>
+              <w:cnfStyle w:val="000000100000" w:firstRow="0" w:lastRow="0" w:firstColumn="0" w:lastColumn="0" w:oddVBand="0" w:evenVBand="0" w:oddHBand="1" w:evenHBand="0" w:firstRowFirstColumn="0" w:firstRowLastColumn="0" w:lastRowFirstColumn="0" w:lastRowLastColumn="0"/>
+              <w:rPr>
+                <w:rFonts w:ascii="Times New Roman" w:hAnsi="Times New Roman" w:cs="Times New Roman"/>
+              </w:rPr>
+            </w:pPr>
+            <w:r>
+              <w:rPr>
+                <w:rFonts w:ascii="Times New Roman" w:hAnsi="Times New Roman" w:cs="Times New Roman"/>
+              </w:rPr>
+              <w:t>Save Resume metadata pickle file.</w:t>
+            </w:r>
+          </w:p>
+        </w:tc>
+      </w:tr>
+      <w:tr>
+        <w:tc>
+          <w:tcPr>
+            <w:cnfStyle w:val="001000000000" w:firstRow="0" w:lastRow="0" w:firstColumn="1" w:lastColumn="0" w:oddVBand="0" w:evenVBand="0" w:oddHBand="0" w:evenHBand="0" w:firstRowFirstColumn="0" w:firstRowLastColumn="0" w:lastRowFirstColumn="0" w:lastRowLastColumn="0"/>
+            <w:tcW w:w="2830" w:type="dxa"/>
+          </w:tcPr>
+          <w:p>
+            <w:pPr>
+              <w:spacing w:after="160" w:line="278" w:lineRule="auto"/>
+              <w:rPr>
+                <w:rFonts w:ascii="Times New Roman" w:hAnsi="Times New Roman" w:cs="Times New Roman"/>
+              </w:rPr>
+            </w:pPr>
+            <w:r>
+              <w:rPr>
+                <w:rFonts w:ascii="Times New Roman" w:hAnsi="Times New Roman" w:cs="Times New Roman"/>
+              </w:rPr>
+              <w:t>r</w:t>
+            </w:r>
+            <w:r>
+              <w:rPr>
+                <w:rFonts w:ascii="Times New Roman" w:hAnsi="Times New Roman" w:cs="Times New Roman"/>
+              </w:rPr>
+              <w:t>esume</w:t>
+            </w:r>
+            <w:r>
+              <w:rPr>
+                <w:rFonts w:ascii="Times New Roman" w:hAnsi="Times New Roman" w:cs="Times New Roman"/>
+              </w:rPr>
+              <w:t>.faisee</w:t>
+            </w:r>
+          </w:p>
+        </w:tc>
+        <w:tc>
+          <w:tcPr>
+            <w:tcW w:w="6186" w:type="dxa"/>
+          </w:tcPr>
+          <w:p>
+            <w:pPr>
+              <w:spacing w:after="160" w:line="278" w:lineRule="auto"/>
+              <w:cnfStyle w:val="000000000000" w:firstRow="0" w:lastRow="0" w:firstColumn="0" w:lastColumn="0" w:oddVBand="0" w:evenVBand="0" w:oddHBand="0" w:evenHBand="0" w:firstRowFirstColumn="0" w:firstRowLastColumn="0" w:lastRowFirstColumn="0" w:lastRowLastColumn="0"/>
+              <w:rPr>
+                <w:rFonts w:ascii="Times New Roman" w:hAnsi="Times New Roman" w:cs="Times New Roman"/>
+              </w:rPr>
+            </w:pPr>
+            <w:r>
+              <w:rPr>
+                <w:rFonts w:ascii="Times New Roman" w:hAnsi="Times New Roman" w:cs="Times New Roman"/>
+              </w:rPr>
               <w:t>Saved embedded resume.</w:t>
             </w:r>
+          </w:p>
+        </w:tc>
+      </w:tr>
+      <w:tr>
+        <w:trPr>
+          <w:cnfStyle w:val="000000100000" w:firstRow="0" w:lastRow="0" w:firstColumn="0" w:lastColumn="0" w:oddVBand="0" w:evenVBand="0" w:oddHBand="1" w:evenHBand="0" w:firstRowFirstColumn="0" w:firstRowLastColumn="0" w:lastRowFirstColumn="0" w:lastRowLastColumn="0"/>
+        </w:trPr>
+        <w:tc>
+          <w:tcPr>
+            <w:cnfStyle w:val="001000000000" w:firstRow="0" w:lastRow="0" w:firstColumn="1" w:lastColumn="0" w:oddVBand="0" w:evenVBand="0" w:oddHBand="0" w:evenHBand="0" w:firstRowFirstColumn="0" w:firstRowLastColumn="0" w:lastRowFirstColumn="0" w:lastRowLastColumn="0"/>
+            <w:tcW w:w="2830" w:type="dxa"/>
+          </w:tcPr>
+          <w:p>
+            <w:pPr>
+              <w:spacing w:after="160" w:line="278" w:lineRule="auto"/>
+              <w:rPr>
+                <w:rFonts w:ascii="Times New Roman" w:hAnsi="Times New Roman" w:cs="Times New Roman"/>
+              </w:rPr>
+            </w:pPr>
+          </w:p>
+        </w:tc>
+        <w:tc>
+          <w:tcPr>
+            <w:tcW w:w="6186" w:type="dxa"/>
+          </w:tcPr>
+          <w:p>
+            <w:pPr>
+              <w:spacing w:after="160" w:line="278" w:lineRule="auto"/>
+              <w:cnfStyle w:val="000000100000" w:firstRow="0" w:lastRow="0" w:firstColumn="0" w:lastColumn="0" w:oddVBand="0" w:evenVBand="0" w:oddHBand="1" w:evenHBand="0" w:firstRowFirstColumn="0" w:firstRowLastColumn="0" w:lastRowFirstColumn="0" w:lastRowLastColumn="0"/>
+              <w:rPr>
+                <w:rFonts w:ascii="Times New Roman" w:hAnsi="Times New Roman" w:cs="Times New Roman"/>
+              </w:rPr>
+            </w:pPr>
           </w:p>
         </w:tc>
       </w:tr>
@@ -2759,6 +2951,60 @@
           <w:rFonts w:ascii="Times New Roman" w:hAnsi="Times New Roman" w:cs="Times New Roman"/>
         </w:rPr>
       </w:pPr>
+      <w:r>
+        <w:rPr>
+          <w:rFonts w:ascii="Times New Roman" w:hAnsi="Times New Roman" w:cs="Times New Roman"/>
+        </w:rPr>
+        <w:t>Image 10: Home Screen</w:t>
+      </w:r>
+    </w:p>
+    <w:p>
+      <w:pPr>
+        <w:spacing w:after="160" w:line="278" w:lineRule="auto"/>
+        <w:rPr>
+          <w:rFonts w:ascii="Times New Roman" w:hAnsi="Times New Roman" w:cs="Times New Roman"/>
+        </w:rPr>
+      </w:pPr>
+      <w:r>
+        <w:rPr>
+          <w:rFonts w:ascii="Times New Roman" w:hAnsi="Times New Roman" w:cs="Times New Roman"/>
+        </w:rPr>
+        <w:drawing>
+          <wp:inline distT="0" distB="0" distL="0" distR="0" wp14:anchorId="5041276C" wp14:editId="2A8606C3">
+            <wp:extent cx="5731510" cy="2557780"/>
+            <wp:effectExtent l="0" t="0" r="2540" b="0"/>
+            <wp:docPr id="522707564" name="Picture 1"/>
+            <wp:cNvGraphicFramePr>
+              <a:graphicFrameLocks xmlns:a="http://schemas.openxmlformats.org/drawingml/2006/main" noChangeAspect="1"/>
+            </wp:cNvGraphicFramePr>
+            <a:graphic xmlns:a="http://schemas.openxmlformats.org/drawingml/2006/main">
+              <a:graphicData uri="http://schemas.openxmlformats.org/drawingml/2006/picture">
+                <pic:pic xmlns:pic="http://schemas.openxmlformats.org/drawingml/2006/picture">
+                  <pic:nvPicPr>
+                    <pic:cNvPr id="522707564" name=""/>
+                    <pic:cNvPicPr/>
+                  </pic:nvPicPr>
+                  <pic:blipFill>
+                    <a:blip r:embed="rId14"/>
+                    <a:stretch>
+                      <a:fillRect/>
+                    </a:stretch>
+                  </pic:blipFill>
+                  <pic:spPr>
+                    <a:xfrm>
+                      <a:off x="0" y="0"/>
+                      <a:ext cx="5731510" cy="2557780"/>
+                    </a:xfrm>
+                    <a:prstGeom prst="rect">
+                      <a:avLst/>
+                    </a:prstGeom>
+                  </pic:spPr>
+                </pic:pic>
+              </a:graphicData>
+            </a:graphic>
+          </wp:inline>
+        </w:drawing>
+      </w:r>
     </w:p>
     <w:sectPr>
       <w:pgSz w:w="11906" w:h="16838"/>

--- a/Question 1 - Test Results MDD.docx
+++ b/Question 1 - Test Results MDD.docx
@@ -202,7 +202,27 @@
           <w:szCs w:val="24"/>
           <w:lang w:val="en-IN"/>
         </w:rPr>
-        <w:t>The application should analyze uploaded resumes against a given Job Description (JD), retrieve relevant information from the resumes, and generate a candidate evaluation including a match score, strengths, weaknesses, missing skills, and hiring recommendation.</w:t>
+        <w:t xml:space="preserve">The application should </w:t>
+      </w:r>
+      <w:proofErr w:type="spellStart"/>
+      <w:r>
+        <w:rPr>
+          <w:rFonts w:ascii="Times New Roman" w:hAnsi="Times New Roman" w:cs="Times New Roman"/>
+          <w:sz w:val="24"/>
+          <w:szCs w:val="24"/>
+          <w:lang w:val="en-IN"/>
+        </w:rPr>
+        <w:t>analyze</w:t>
+      </w:r>
+      <w:proofErr w:type="spellEnd"/>
+      <w:r>
+        <w:rPr>
+          <w:rFonts w:ascii="Times New Roman" w:hAnsi="Times New Roman" w:cs="Times New Roman"/>
+          <w:sz w:val="24"/>
+          <w:szCs w:val="24"/>
+          <w:lang w:val="en-IN"/>
+        </w:rPr>
+        <w:t xml:space="preserve"> uploaded resumes against a given Job Description (JD), retrieve relevant information from the resumes, and generate a candidate evaluation including a match score, strengths, weaknesses, missing skills, and hiring recommendation.</w:t>
       </w:r>
     </w:p>
     <w:p>
@@ -797,14 +817,25 @@
           <w:lang w:val="en-IN"/>
         </w:rPr>
       </w:pPr>
-      <w:r>
-        <w:rPr>
-          <w:rFonts w:ascii="Times New Roman" w:hAnsi="Times New Roman" w:cs="Times New Roman"/>
-          <w:sz w:val="24"/>
-          <w:szCs w:val="24"/>
-          <w:lang w:val="en-IN"/>
-        </w:rPr>
-        <w:t xml:space="preserve">Streamlit application </w:t>
+      <w:proofErr w:type="spellStart"/>
+      <w:r>
+        <w:rPr>
+          <w:rFonts w:ascii="Times New Roman" w:hAnsi="Times New Roman" w:cs="Times New Roman"/>
+          <w:sz w:val="24"/>
+          <w:szCs w:val="24"/>
+          <w:lang w:val="en-IN"/>
+        </w:rPr>
+        <w:t>Streamlit</w:t>
+      </w:r>
+      <w:proofErr w:type="spellEnd"/>
+      <w:r>
+        <w:rPr>
+          <w:rFonts w:ascii="Times New Roman" w:hAnsi="Times New Roman" w:cs="Times New Roman"/>
+          <w:sz w:val="24"/>
+          <w:szCs w:val="24"/>
+          <w:lang w:val="en-IN"/>
+        </w:rPr>
+        <w:t xml:space="preserve"> application </w:t>
       </w:r>
     </w:p>
     <w:p>
@@ -888,6 +919,7 @@
         </w:rPr>
         <w:t xml:space="preserve"> and deploy using </w:t>
       </w:r>
+      <w:proofErr w:type="spellStart"/>
       <w:r>
         <w:rPr>
           <w:rFonts w:ascii="Times New Roman" w:hAnsi="Times New Roman" w:cs="Times New Roman"/>
@@ -899,6 +931,7 @@
         </w:rPr>
         <w:t>Streamlit</w:t>
       </w:r>
+      <w:proofErr w:type="spellEnd"/>
       <w:r>
         <w:rPr>
           <w:rFonts w:ascii="Times New Roman" w:hAnsi="Times New Roman" w:cs="Times New Roman"/>
@@ -1217,13 +1250,7 @@
               <w:rPr>
                 <w:rFonts w:ascii="Times New Roman" w:hAnsi="Times New Roman" w:cs="Times New Roman"/>
               </w:rPr>
-              <w:t>app_gpt</w:t>
-            </w:r>
-            <w:r>
-              <w:rPr>
-                <w:rFonts w:ascii="Times New Roman" w:hAnsi="Times New Roman" w:cs="Times New Roman"/>
-              </w:rPr>
-              <w:t>.py</w:t>
+              <w:t>jd_app.py</w:t>
             </w:r>
           </w:p>
         </w:tc>
@@ -1243,13 +1270,7 @@
               <w:rPr>
                 <w:rFonts w:ascii="Times New Roman" w:hAnsi="Times New Roman" w:cs="Times New Roman"/>
               </w:rPr>
-              <w:t xml:space="preserve">Main screen that will help </w:t>
-            </w:r>
-            <w:r>
-              <w:rPr>
-                <w:rFonts w:ascii="Times New Roman" w:hAnsi="Times New Roman" w:cs="Times New Roman"/>
-              </w:rPr>
-              <w:t>to redirect between pages using chat GPT based on user intent.</w:t>
+              <w:t>Screen to upload Job Description</w:t>
             </w:r>
           </w:p>
         </w:tc>
@@ -1271,7 +1292,7 @@
               <w:rPr>
                 <w:rFonts w:ascii="Times New Roman" w:hAnsi="Times New Roman" w:cs="Times New Roman"/>
               </w:rPr>
-              <w:t>jd_app.py</w:t>
+              <w:t>resume_app.py</w:t>
             </w:r>
           </w:p>
         </w:tc>
@@ -1291,7 +1312,7 @@
               <w:rPr>
                 <w:rFonts w:ascii="Times New Roman" w:hAnsi="Times New Roman" w:cs="Times New Roman"/>
               </w:rPr>
-              <w:t>Screen to upload Job Description</w:t>
+              <w:t>Screen to Select available Job Description and Upload Resume</w:t>
             </w:r>
           </w:p>
         </w:tc>
@@ -1316,13 +1337,7 @@
               <w:rPr>
                 <w:rFonts w:ascii="Times New Roman" w:hAnsi="Times New Roman" w:cs="Times New Roman"/>
               </w:rPr>
-              <w:t>detect_intent</w:t>
-            </w:r>
-            <w:r>
-              <w:rPr>
-                <w:rFonts w:ascii="Times New Roman" w:hAnsi="Times New Roman" w:cs="Times New Roman"/>
-              </w:rPr>
-              <w:t>.py</w:t>
+              <w:t>app_job_results.py</w:t>
             </w:r>
           </w:p>
         </w:tc>
@@ -1342,19 +1357,7 @@
               <w:rPr>
                 <w:rFonts w:ascii="Times New Roman" w:hAnsi="Times New Roman" w:cs="Times New Roman"/>
               </w:rPr>
-              <w:t xml:space="preserve">Agent to identify user choice. If user want to upload JD or Resume or some other </w:t>
-            </w:r>
-            <w:r>
-              <w:rPr>
-                <w:rFonts w:ascii="Times New Roman" w:hAnsi="Times New Roman" w:cs="Times New Roman"/>
-              </w:rPr>
-              <w:t>tasks</w:t>
-            </w:r>
-            <w:r>
-              <w:rPr>
-                <w:rFonts w:ascii="Times New Roman" w:hAnsi="Times New Roman" w:cs="Times New Roman"/>
-              </w:rPr>
-              <w:t>.</w:t>
+              <w:t>Screen to display the evaluation results by reading the result from a pickle file where the results are saved.</w:t>
             </w:r>
           </w:p>
         </w:tc>
@@ -1376,13 +1379,7 @@
               <w:rPr>
                 <w:rFonts w:ascii="Times New Roman" w:hAnsi="Times New Roman" w:cs="Times New Roman"/>
               </w:rPr>
-              <w:t>llm_gpt</w:t>
-            </w:r>
-            <w:r>
-              <w:rPr>
-                <w:rFonts w:ascii="Times New Roman" w:hAnsi="Times New Roman" w:cs="Times New Roman"/>
-              </w:rPr>
-              <w:t>.py</w:t>
+              <w:t>app_results.py</w:t>
             </w:r>
           </w:p>
         </w:tc>
@@ -1402,7 +1399,7 @@
               <w:rPr>
                 <w:rFonts w:ascii="Times New Roman" w:hAnsi="Times New Roman" w:cs="Times New Roman"/>
               </w:rPr>
-              <w:t>Has the chat GPT model defined</w:t>
+              <w:t>Screen to evaluate results and display on real time</w:t>
             </w:r>
           </w:p>
         </w:tc>
@@ -1427,7 +1424,7 @@
               <w:rPr>
                 <w:rFonts w:ascii="Times New Roman" w:hAnsi="Times New Roman" w:cs="Times New Roman"/>
               </w:rPr>
-              <w:t>resume_app.py</w:t>
+              <w:t>llm.py</w:t>
             </w:r>
           </w:p>
         </w:tc>
@@ -1447,7 +1444,7 @@
               <w:rPr>
                 <w:rFonts w:ascii="Times New Roman" w:hAnsi="Times New Roman" w:cs="Times New Roman"/>
               </w:rPr>
-              <w:t>Screen to Select available Job Description and Upload Resume</w:t>
+              <w:t>LLM is defined here</w:t>
             </w:r>
           </w:p>
         </w:tc>
@@ -1469,7 +1466,13 @@
               <w:rPr>
                 <w:rFonts w:ascii="Times New Roman" w:hAnsi="Times New Roman" w:cs="Times New Roman"/>
               </w:rPr>
-              <w:t>app_job_results.py</w:t>
+              <w:t>detect_intent</w:t>
+            </w:r>
+            <w:r>
+              <w:rPr>
+                <w:rFonts w:ascii="Times New Roman" w:hAnsi="Times New Roman" w:cs="Times New Roman"/>
+              </w:rPr>
+              <w:t>.py</w:t>
             </w:r>
           </w:p>
         </w:tc>
@@ -1489,7 +1492,7 @@
               <w:rPr>
                 <w:rFonts w:ascii="Times New Roman" w:hAnsi="Times New Roman" w:cs="Times New Roman"/>
               </w:rPr>
-              <w:t>Screen to display the evaluation results by reading the result from a pickle file where the results are saved.</w:t>
+              <w:t>Agent to identify user choice. If user want to upload JD or Resume or some other tasks.</w:t>
             </w:r>
           </w:p>
         </w:tc>
@@ -1514,7 +1517,13 @@
               <w:rPr>
                 <w:rFonts w:ascii="Times New Roman" w:hAnsi="Times New Roman" w:cs="Times New Roman"/>
               </w:rPr>
-              <w:t>app_results.py</w:t>
+              <w:t>llm_gpt</w:t>
+            </w:r>
+            <w:r>
+              <w:rPr>
+                <w:rFonts w:ascii="Times New Roman" w:hAnsi="Times New Roman" w:cs="Times New Roman"/>
+              </w:rPr>
+              <w:t>.py</w:t>
             </w:r>
           </w:p>
         </w:tc>
@@ -1534,7 +1543,7 @@
               <w:rPr>
                 <w:rFonts w:ascii="Times New Roman" w:hAnsi="Times New Roman" w:cs="Times New Roman"/>
               </w:rPr>
-              <w:t>Screen to evaluate results and display on real time</w:t>
+              <w:t>Has the chat GPT model defined</w:t>
             </w:r>
           </w:p>
         </w:tc>
@@ -1556,7 +1565,13 @@
               <w:rPr>
                 <w:rFonts w:ascii="Times New Roman" w:hAnsi="Times New Roman" w:cs="Times New Roman"/>
               </w:rPr>
-              <w:t>llm.py</w:t>
+              <w:t>evaluation_prompt</w:t>
+            </w:r>
+            <w:r>
+              <w:rPr>
+                <w:rFonts w:ascii="Times New Roman" w:hAnsi="Times New Roman" w:cs="Times New Roman"/>
+              </w:rPr>
+              <w:t>.py</w:t>
             </w:r>
           </w:p>
         </w:tc>
@@ -1576,7 +1591,7 @@
               <w:rPr>
                 <w:rFonts w:ascii="Times New Roman" w:hAnsi="Times New Roman" w:cs="Times New Roman"/>
               </w:rPr>
-              <w:t>LLM is defined here</w:t>
+              <w:t>Prompt to Evaluate Resume</w:t>
             </w:r>
           </w:p>
         </w:tc>
@@ -1601,13 +1616,7 @@
               <w:rPr>
                 <w:rFonts w:ascii="Times New Roman" w:hAnsi="Times New Roman" w:cs="Times New Roman"/>
               </w:rPr>
-              <w:t>evaluation_prompt</w:t>
-            </w:r>
-            <w:r>
-              <w:rPr>
-                <w:rFonts w:ascii="Times New Roman" w:hAnsi="Times New Roman" w:cs="Times New Roman"/>
-              </w:rPr>
-              <w:t>.py</w:t>
+              <w:t>requirements.txt</w:t>
             </w:r>
           </w:p>
         </w:tc>
@@ -1627,7 +1636,7 @@
               <w:rPr>
                 <w:rFonts w:ascii="Times New Roman" w:hAnsi="Times New Roman" w:cs="Times New Roman"/>
               </w:rPr>
-              <w:t>Prompt to Evaluate Resume</w:t>
+              <w:t>Library requirement file</w:t>
             </w:r>
           </w:p>
         </w:tc>
@@ -1649,7 +1658,13 @@
               <w:rPr>
                 <w:rFonts w:ascii="Times New Roman" w:hAnsi="Times New Roman" w:cs="Times New Roman"/>
               </w:rPr>
-              <w:t>requirements.txt</w:t>
+              <w:t>evaluate_resume</w:t>
+            </w:r>
+            <w:r>
+              <w:rPr>
+                <w:rFonts w:ascii="Times New Roman" w:hAnsi="Times New Roman" w:cs="Times New Roman"/>
+              </w:rPr>
+              <w:t>.py</w:t>
             </w:r>
           </w:p>
         </w:tc>
@@ -1669,7 +1684,7 @@
               <w:rPr>
                 <w:rFonts w:ascii="Times New Roman" w:hAnsi="Times New Roman" w:cs="Times New Roman"/>
               </w:rPr>
-              <w:t>Library requirement file</w:t>
+              <w:t>File to evaluate each resume</w:t>
             </w:r>
           </w:p>
         </w:tc>
@@ -1694,7 +1709,7 @@
               <w:rPr>
                 <w:rFonts w:ascii="Times New Roman" w:hAnsi="Times New Roman" w:cs="Times New Roman"/>
               </w:rPr>
-              <w:t>evaluate_resume</w:t>
+              <w:t>evaluate_all_resume</w:t>
             </w:r>
             <w:r>
               <w:rPr>
@@ -1720,7 +1735,7 @@
               <w:rPr>
                 <w:rFonts w:ascii="Times New Roman" w:hAnsi="Times New Roman" w:cs="Times New Roman"/>
               </w:rPr>
-              <w:t>File to evaluate each resume</w:t>
+              <w:t>File to evaluate all resumes</w:t>
             </w:r>
           </w:p>
         </w:tc>
@@ -1742,7 +1757,7 @@
               <w:rPr>
                 <w:rFonts w:ascii="Times New Roman" w:hAnsi="Times New Roman" w:cs="Times New Roman"/>
               </w:rPr>
-              <w:t>evaluate_all_resume</w:t>
+              <w:t>app_gpt</w:t>
             </w:r>
             <w:r>
               <w:rPr>
@@ -1768,7 +1783,7 @@
               <w:rPr>
                 <w:rFonts w:ascii="Times New Roman" w:hAnsi="Times New Roman" w:cs="Times New Roman"/>
               </w:rPr>
-              <w:t>File to evaluate all resumes</w:t>
+              <w:t>Main screen that will help to redirect between pages using chat GPT based on user intent.</w:t>
             </w:r>
           </w:p>
         </w:tc>
@@ -1789,6 +1804,7 @@
                 <w:rFonts w:ascii="Times New Roman" w:hAnsi="Times New Roman" w:cs="Times New Roman"/>
               </w:rPr>
             </w:pPr>
+            <w:proofErr w:type="spellStart"/>
             <w:r>
               <w:rPr>
                 <w:rFonts w:ascii="Times New Roman" w:hAnsi="Times New Roman" w:cs="Times New Roman"/>
@@ -1807,6 +1823,7 @@
               </w:rPr>
               <w:t>.ipynb</w:t>
             </w:r>
+            <w:proofErr w:type="spellEnd"/>
           </w:p>
         </w:tc>
         <w:tc>
@@ -1843,6 +1860,7 @@
                 <w:rFonts w:ascii="Times New Roman" w:hAnsi="Times New Roman" w:cs="Times New Roman"/>
               </w:rPr>
             </w:pPr>
+            <w:proofErr w:type="spellStart"/>
             <w:r>
               <w:rPr>
                 <w:rFonts w:ascii="Times New Roman" w:hAnsi="Times New Roman" w:cs="Times New Roman"/>
@@ -1855,6 +1873,7 @@
               </w:rPr>
               <w:t>.pkl</w:t>
             </w:r>
+            <w:proofErr w:type="spellEnd"/>
           </w:p>
         </w:tc>
         <w:tc>
@@ -1894,12 +1913,14 @@
                 <w:rFonts w:ascii="Times New Roman" w:hAnsi="Times New Roman" w:cs="Times New Roman"/>
               </w:rPr>
             </w:pPr>
+            <w:proofErr w:type="spellStart"/>
             <w:r>
               <w:rPr>
                 <w:rFonts w:ascii="Times New Roman" w:hAnsi="Times New Roman" w:cs="Times New Roman"/>
               </w:rPr>
               <w:t>jobs.faiss</w:t>
             </w:r>
+            <w:proofErr w:type="spellEnd"/>
           </w:p>
         </w:tc>
         <w:tc>
@@ -1936,6 +1957,7 @@
                 <w:rFonts w:ascii="Times New Roman" w:hAnsi="Times New Roman" w:cs="Times New Roman"/>
               </w:rPr>
             </w:pPr>
+            <w:proofErr w:type="spellStart"/>
             <w:r>
               <w:rPr>
                 <w:rFonts w:ascii="Times New Roman" w:hAnsi="Times New Roman" w:cs="Times New Roman"/>
@@ -1948,6 +1970,7 @@
               </w:rPr>
               <w:t>.pkl</w:t>
             </w:r>
+            <w:proofErr w:type="spellEnd"/>
           </w:p>
         </w:tc>
         <w:tc>
@@ -1987,6 +2010,7 @@
                 <w:rFonts w:ascii="Times New Roman" w:hAnsi="Times New Roman" w:cs="Times New Roman"/>
               </w:rPr>
             </w:pPr>
+            <w:proofErr w:type="spellStart"/>
             <w:r>
               <w:rPr>
                 <w:rFonts w:ascii="Times New Roman" w:hAnsi="Times New Roman" w:cs="Times New Roman"/>
@@ -1999,6 +2023,7 @@
               </w:rPr>
               <w:t>.pkl</w:t>
             </w:r>
+            <w:proofErr w:type="spellEnd"/>
           </w:p>
         </w:tc>
         <w:tc>
@@ -2035,6 +2060,7 @@
                 <w:rFonts w:ascii="Times New Roman" w:hAnsi="Times New Roman" w:cs="Times New Roman"/>
               </w:rPr>
             </w:pPr>
+            <w:proofErr w:type="spellStart"/>
             <w:r>
               <w:rPr>
                 <w:rFonts w:ascii="Times New Roman" w:hAnsi="Times New Roman" w:cs="Times New Roman"/>
@@ -2053,6 +2079,7 @@
               </w:rPr>
               <w:t>.faisee</w:t>
             </w:r>
+            <w:proofErr w:type="spellEnd"/>
           </w:p>
         </w:tc>
         <w:tc>
@@ -2073,39 +2100,6 @@
               </w:rPr>
               <w:t>Saved embedded resume.</w:t>
             </w:r>
-          </w:p>
-        </w:tc>
-      </w:tr>
-      <w:tr>
-        <w:trPr>
-          <w:cnfStyle w:val="000000100000" w:firstRow="0" w:lastRow="0" w:firstColumn="0" w:lastColumn="0" w:oddVBand="0" w:evenVBand="0" w:oddHBand="1" w:evenHBand="0" w:firstRowFirstColumn="0" w:firstRowLastColumn="0" w:lastRowFirstColumn="0" w:lastRowLastColumn="0"/>
-        </w:trPr>
-        <w:tc>
-          <w:tcPr>
-            <w:cnfStyle w:val="001000000000" w:firstRow="0" w:lastRow="0" w:firstColumn="1" w:lastColumn="0" w:oddVBand="0" w:evenVBand="0" w:oddHBand="0" w:evenHBand="0" w:firstRowFirstColumn="0" w:firstRowLastColumn="0" w:lastRowFirstColumn="0" w:lastRowLastColumn="0"/>
-            <w:tcW w:w="2830" w:type="dxa"/>
-          </w:tcPr>
-          <w:p>
-            <w:pPr>
-              <w:spacing w:after="160" w:line="278" w:lineRule="auto"/>
-              <w:rPr>
-                <w:rFonts w:ascii="Times New Roman" w:hAnsi="Times New Roman" w:cs="Times New Roman"/>
-              </w:rPr>
-            </w:pPr>
-          </w:p>
-        </w:tc>
-        <w:tc>
-          <w:tcPr>
-            <w:tcW w:w="6186" w:type="dxa"/>
-          </w:tcPr>
-          <w:p>
-            <w:pPr>
-              <w:spacing w:after="160" w:line="278" w:lineRule="auto"/>
-              <w:cnfStyle w:val="000000100000" w:firstRow="0" w:lastRow="0" w:firstColumn="0" w:lastColumn="0" w:oddVBand="0" w:evenVBand="0" w:oddHBand="1" w:evenHBand="0" w:firstRowFirstColumn="0" w:firstRowLastColumn="0" w:lastRowFirstColumn="0" w:lastRowLastColumn="0"/>
-              <w:rPr>
-                <w:rFonts w:ascii="Times New Roman" w:hAnsi="Times New Roman" w:cs="Times New Roman"/>
-              </w:rPr>
-            </w:pPr>
           </w:p>
         </w:tc>
       </w:tr>
@@ -2968,6 +2962,7 @@
       <w:r>
         <w:rPr>
           <w:rFonts w:ascii="Times New Roman" w:hAnsi="Times New Roman" w:cs="Times New Roman"/>
+          <w:noProof/>
         </w:rPr>
         <w:drawing>
           <wp:inline distT="0" distB="0" distL="0" distR="0" wp14:anchorId="5041276C" wp14:editId="2A8606C3">
